--- a/DESTINATION-NIGERIA-BRAND-KIT/09_DOCUMENT_TEMPLATES/INVOICES/DN_Invoice_Template_A4.docx
+++ b/DESTINATION-NIGERIA-BRAND-KIT/09_DOCUMENT_TEMPLATES/INVOICES/DN_Invoice_Template_A4.docx
@@ -45,7 +45,7 @@
                 <w:b w:val="0"/>
                 <w:i w:val="0"/>
               </w:rPr>
-              <w:t>From (supplier)</w:t>
+              <w:t>From</w:t>
             </w:r>
           </w:p>
           <w:p>
@@ -54,8 +54,8 @@
             </w:pPr>
             <w:sdt>
               <w:sdtPr>
-                <w:alias w:val="Registered business name"/>
-                <w:tag w:val="registered_business_name"/>
+                <w:alias w:val="Destination Nigeria"/>
+                <w:tag w:val="destination_nigeria"/>
                 <w:text/>
               </w:sdtPr>
               <w:sdtContent>
@@ -63,7 +63,7 @@
                   <w:rPr>
                     <w:color w:val="5F6662"/>
                   </w:rPr>
-                  <w:t xml:space="preserve">[Registered business name]</w:t>
+                  <w:t xml:space="preserve">Destination Nigeria</w:t>
                 </w:r>
               </w:sdtContent>
             </w:sdt>
@@ -74,8 +74,8 @@
             </w:pPr>
             <w:sdt>
               <w:sdtPr>
-                <w:alias w:val="Verified address"/>
-                <w:tag w:val="verified_address"/>
+                <w:alias w:val="Registered business name and address — verified"/>
+                <w:tag w:val="registered_business_name_and_address_—_verified"/>
                 <w:text/>
               </w:sdtPr>
               <w:sdtContent>
@@ -83,7 +83,7 @@
                   <w:rPr>
                     <w:color w:val="5F6662"/>
                   </w:rPr>
-                  <w:t xml:space="preserve">[Verified address]</w:t>
+                  <w:t xml:space="preserve">[Registered business name and address — verified]</w:t>
                 </w:r>
               </w:sdtContent>
             </w:sdt>
@@ -94,8 +94,8 @@
             </w:pPr>
             <w:sdt>
               <w:sdtPr>
-                <w:alias w:val="Email · Telephone"/>
-                <w:tag w:val="email_·_telephone"/>
+                <w:alias w:val="info@destinationnigeria.org · +234 909 884 3308"/>
+                <w:tag w:val="info@destinationnigeria.org_·_+234_909_884_3308"/>
                 <w:text/>
               </w:sdtPr>
               <w:sdtContent>
@@ -103,7 +103,7 @@
                   <w:rPr>
                     <w:color w:val="5F6662"/>
                   </w:rPr>
-                  <w:t xml:space="preserve">[Email · Telephone]</w:t>
+                  <w:t xml:space="preserve">info@destinationnigeria.org · +234 909 884 3308</w:t>
                 </w:r>
               </w:sdtContent>
             </w:sdt>
@@ -238,16 +238,16 @@
         <w:tblW w:type="auto" w:w="0"/>
         <w:tblLook w:firstColumn="1" w:firstRow="1" w:lastColumn="0" w:lastRow="0" w:noHBand="0" w:noVBand="1" w:val="04A0"/>
         <w:tblBorders>
-          <w:top w:val="single" w:sz="4" w:color="A9BFA9"/>
-          <w:left w:val="nil"/>
-          <w:bottom w:val="single" w:sz="4" w:color="A9BFA9"/>
-          <w:right w:val="nil"/>
-          <w:insideH w:val="single" w:sz="4" w:color="A9BFA9"/>
+          <w:top w:val="single" w:sz="4" w:color="E7DFCF"/>
+          <w:left w:val="nil"/>
+          <w:bottom w:val="single" w:sz="4" w:color="E7DFCF"/>
+          <w:right w:val="nil"/>
+          <w:insideH w:val="single" w:sz="4" w:color="E7DFCF"/>
           <w:insideV w:val="nil"/>
         </w:tblBorders>
         <w:tblCellMar>
           <w:top w:w="70" w:type="dxa"/>
-          <w:left w:w="100" w:type="dxa"/>
+          <w:left w:w="0" w:type="dxa"/>
           <w:bottom w:w="70" w:type="dxa"/>
           <w:right w:w="100" w:type="dxa"/>
         </w:tblCellMar>
@@ -260,7 +260,6 @@
         <w:tc>
           <w:tcPr>
             <w:tcW w:type="dxa" w:w="2268"/>
-            <w:shd w:val="clear" w:color="auto" w:fill="F5F0E6"/>
           </w:tcPr>
           <w:p>
             <w:pPr>
@@ -305,7 +304,6 @@
         <w:tc>
           <w:tcPr>
             <w:tcW w:type="dxa" w:w="2268"/>
-            <w:shd w:val="clear" w:color="auto" w:fill="F5F0E6"/>
           </w:tcPr>
           <w:p>
             <w:pPr>
@@ -350,7 +348,6 @@
         <w:tc>
           <w:tcPr>
             <w:tcW w:type="dxa" w:w="2268"/>
-            <w:shd w:val="clear" w:color="auto" w:fill="F5F0E6"/>
           </w:tcPr>
           <w:p>
             <w:pPr>
@@ -395,7 +392,6 @@
         <w:tc>
           <w:tcPr>
             <w:tcW w:type="dxa" w:w="2268"/>
-            <w:shd w:val="clear" w:color="auto" w:fill="F5F0E6"/>
           </w:tcPr>
           <w:p>
             <w:pPr>
@@ -448,11 +444,11 @@
         <w:jc w:val="left"/>
         <w:tblLook w:firstColumn="1" w:firstRow="1" w:lastColumn="0" w:lastRow="0" w:noHBand="0" w:noVBand="1" w:val="04A0"/>
         <w:tblBorders>
-          <w:top w:val="single" w:sz="4" w:color="A9BFA9"/>
-          <w:left w:val="nil"/>
-          <w:bottom w:val="single" w:sz="4" w:color="A9BFA9"/>
-          <w:right w:val="nil"/>
-          <w:insideH w:val="single" w:sz="4" w:color="A9BFA9"/>
+          <w:top w:val="single" w:sz="4" w:color="E7DFCF"/>
+          <w:left w:val="nil"/>
+          <w:bottom w:val="single" w:sz="4" w:color="E7DFCF"/>
+          <w:right w:val="nil"/>
+          <w:insideH w:val="single" w:sz="4" w:color="E7DFCF"/>
           <w:insideV w:val="nil"/>
         </w:tblBorders>
         <w:tblCellMar>
@@ -475,7 +471,9 @@
         <w:tc>
           <w:tcPr>
             <w:tcW w:type="dxa" w:w="4876"/>
-            <w:shd w:val="clear" w:color="auto" w:fill="E7DFCF"/>
+            <w:tcBorders>
+              <w:bottom w:val="single" w:sz="8" w:color="103428"/>
+            </w:tcBorders>
           </w:tcPr>
           <w:p>
             <w:pPr>
@@ -494,11 +492,14 @@
         <w:tc>
           <w:tcPr>
             <w:tcW w:type="dxa" w:w="907"/>
-            <w:shd w:val="clear" w:color="auto" w:fill="E7DFCF"/>
+            <w:tcBorders>
+              <w:bottom w:val="single" w:sz="8" w:color="103428"/>
+            </w:tcBorders>
           </w:tcPr>
           <w:p>
             <w:pPr>
               <w:pStyle w:val="TableHead"/>
+              <w:jc w:val="right"/>
             </w:pPr>
             <w:r/>
             <w:r>
@@ -513,11 +514,14 @@
         <w:tc>
           <w:tcPr>
             <w:tcW w:type="dxa" w:w="1814"/>
-            <w:shd w:val="clear" w:color="auto" w:fill="E7DFCF"/>
+            <w:tcBorders>
+              <w:bottom w:val="single" w:sz="8" w:color="103428"/>
+            </w:tcBorders>
           </w:tcPr>
           <w:p>
             <w:pPr>
               <w:pStyle w:val="TableHead"/>
+              <w:jc w:val="right"/>
             </w:pPr>
             <w:r/>
             <w:r>
@@ -532,11 +536,14 @@
         <w:tc>
           <w:tcPr>
             <w:tcW w:type="dxa" w:w="1814"/>
-            <w:shd w:val="clear" w:color="auto" w:fill="E7DFCF"/>
+            <w:tcBorders>
+              <w:bottom w:val="single" w:sz="8" w:color="103428"/>
+            </w:tcBorders>
           </w:tcPr>
           <w:p>
             <w:pPr>
               <w:pStyle w:val="TableHead"/>
+              <w:jc w:val="right"/>
             </w:pPr>
             <w:r/>
             <w:r>
@@ -630,115 +637,6 @@
         <w:tc>
           <w:tcPr>
             <w:tcW w:type="dxa" w:w="1814"/>
-          </w:tcPr>
-          <w:p>
-            <w:pPr>
-              <w:pStyle w:val="TableText"/>
-              <w:jc w:val="right"/>
-            </w:pPr>
-            <w:sdt>
-              <w:sdtPr>
-                <w:alias w:val="0.00"/>
-                <w:tag w:val="0.00"/>
-                <w:text/>
-              </w:sdtPr>
-              <w:sdtContent>
-                <w:r>
-                  <w:rPr>
-                    <w:color w:val="5F6662"/>
-                  </w:rPr>
-                  <w:t xml:space="preserve">[0.00]</w:t>
-                </w:r>
-              </w:sdtContent>
-            </w:sdt>
-          </w:p>
-        </w:tc>
-      </w:tr>
-      <w:tr>
-        <w:tc>
-          <w:tcPr>
-            <w:tcW w:type="dxa" w:w="4876"/>
-            <w:shd w:val="clear" w:color="auto" w:fill="F5F0E6"/>
-          </w:tcPr>
-          <w:p>
-            <w:pPr>
-              <w:pStyle w:val="TableText"/>
-            </w:pPr>
-            <w:sdt>
-              <w:sdtPr>
-                <w:alias w:val="Service description"/>
-                <w:tag w:val="service_description"/>
-                <w:text/>
-              </w:sdtPr>
-              <w:sdtContent>
-                <w:r>
-                  <w:rPr>
-                    <w:color w:val="5F6662"/>
-                  </w:rPr>
-                  <w:t xml:space="preserve">[Service description]</w:t>
-                </w:r>
-              </w:sdtContent>
-            </w:sdt>
-          </w:p>
-        </w:tc>
-        <w:tc>
-          <w:tcPr>
-            <w:tcW w:type="dxa" w:w="907"/>
-            <w:shd w:val="clear" w:color="auto" w:fill="F5F0E6"/>
-          </w:tcPr>
-          <w:p>
-            <w:pPr>
-              <w:pStyle w:val="TableText"/>
-              <w:jc w:val="right"/>
-            </w:pPr>
-            <w:sdt>
-              <w:sdtPr>
-                <w:alias w:val="0"/>
-                <w:tag w:val="0"/>
-                <w:text/>
-              </w:sdtPr>
-              <w:sdtContent>
-                <w:r>
-                  <w:rPr>
-                    <w:color w:val="5F6662"/>
-                  </w:rPr>
-                  <w:t xml:space="preserve">[0]</w:t>
-                </w:r>
-              </w:sdtContent>
-            </w:sdt>
-          </w:p>
-        </w:tc>
-        <w:tc>
-          <w:tcPr>
-            <w:tcW w:type="dxa" w:w="1814"/>
-            <w:shd w:val="clear" w:color="auto" w:fill="F5F0E6"/>
-          </w:tcPr>
-          <w:p>
-            <w:pPr>
-              <w:pStyle w:val="TableText"/>
-              <w:jc w:val="right"/>
-            </w:pPr>
-            <w:sdt>
-              <w:sdtPr>
-                <w:alias w:val="0.00"/>
-                <w:tag w:val="0.00"/>
-                <w:text/>
-              </w:sdtPr>
-              <w:sdtContent>
-                <w:r>
-                  <w:rPr>
-                    <w:color w:val="5F6662"/>
-                  </w:rPr>
-                  <w:t xml:space="preserve">[0.00]</w:t>
-                </w:r>
-              </w:sdtContent>
-            </w:sdt>
-          </w:p>
-        </w:tc>
-        <w:tc>
-          <w:tcPr>
-            <w:tcW w:type="dxa" w:w="1814"/>
-            <w:shd w:val="clear" w:color="auto" w:fill="F5F0E6"/>
           </w:tcPr>
           <w:p>
             <w:pPr>
@@ -872,7 +770,6 @@
         <w:tc>
           <w:tcPr>
             <w:tcW w:type="dxa" w:w="4876"/>
-            <w:shd w:val="clear" w:color="auto" w:fill="F5F0E6"/>
           </w:tcPr>
           <w:p>
             <w:pPr>
@@ -898,7 +795,6 @@
         <w:tc>
           <w:tcPr>
             <w:tcW w:type="dxa" w:w="907"/>
-            <w:shd w:val="clear" w:color="auto" w:fill="F5F0E6"/>
           </w:tcPr>
           <w:p>
             <w:pPr>
@@ -925,7 +821,6 @@
         <w:tc>
           <w:tcPr>
             <w:tcW w:type="dxa" w:w="1814"/>
-            <w:shd w:val="clear" w:color="auto" w:fill="F5F0E6"/>
           </w:tcPr>
           <w:p>
             <w:pPr>
@@ -952,7 +847,111 @@
         <w:tc>
           <w:tcPr>
             <w:tcW w:type="dxa" w:w="1814"/>
-            <w:shd w:val="clear" w:color="auto" w:fill="F5F0E6"/>
+          </w:tcPr>
+          <w:p>
+            <w:pPr>
+              <w:pStyle w:val="TableText"/>
+              <w:jc w:val="right"/>
+            </w:pPr>
+            <w:sdt>
+              <w:sdtPr>
+                <w:alias w:val="0.00"/>
+                <w:tag w:val="0.00"/>
+                <w:text/>
+              </w:sdtPr>
+              <w:sdtContent>
+                <w:r>
+                  <w:rPr>
+                    <w:color w:val="5F6662"/>
+                  </w:rPr>
+                  <w:t xml:space="preserve">[0.00]</w:t>
+                </w:r>
+              </w:sdtContent>
+            </w:sdt>
+          </w:p>
+        </w:tc>
+      </w:tr>
+      <w:tr>
+        <w:tc>
+          <w:tcPr>
+            <w:tcW w:type="dxa" w:w="4876"/>
+          </w:tcPr>
+          <w:p>
+            <w:pPr>
+              <w:pStyle w:val="TableText"/>
+            </w:pPr>
+            <w:sdt>
+              <w:sdtPr>
+                <w:alias w:val="Service description"/>
+                <w:tag w:val="service_description"/>
+                <w:text/>
+              </w:sdtPr>
+              <w:sdtContent>
+                <w:r>
+                  <w:rPr>
+                    <w:color w:val="5F6662"/>
+                  </w:rPr>
+                  <w:t xml:space="preserve">[Service description]</w:t>
+                </w:r>
+              </w:sdtContent>
+            </w:sdt>
+          </w:p>
+        </w:tc>
+        <w:tc>
+          <w:tcPr>
+            <w:tcW w:type="dxa" w:w="907"/>
+          </w:tcPr>
+          <w:p>
+            <w:pPr>
+              <w:pStyle w:val="TableText"/>
+              <w:jc w:val="right"/>
+            </w:pPr>
+            <w:sdt>
+              <w:sdtPr>
+                <w:alias w:val="0"/>
+                <w:tag w:val="0"/>
+                <w:text/>
+              </w:sdtPr>
+              <w:sdtContent>
+                <w:r>
+                  <w:rPr>
+                    <w:color w:val="5F6662"/>
+                  </w:rPr>
+                  <w:t xml:space="preserve">[0]</w:t>
+                </w:r>
+              </w:sdtContent>
+            </w:sdt>
+          </w:p>
+        </w:tc>
+        <w:tc>
+          <w:tcPr>
+            <w:tcW w:type="dxa" w:w="1814"/>
+          </w:tcPr>
+          <w:p>
+            <w:pPr>
+              <w:pStyle w:val="TableText"/>
+              <w:jc w:val="right"/>
+            </w:pPr>
+            <w:sdt>
+              <w:sdtPr>
+                <w:alias w:val="0.00"/>
+                <w:tag w:val="0.00"/>
+                <w:text/>
+              </w:sdtPr>
+              <w:sdtContent>
+                <w:r>
+                  <w:rPr>
+                    <w:color w:val="5F6662"/>
+                  </w:rPr>
+                  <w:t xml:space="preserve">[0.00]</w:t>
+                </w:r>
+              </w:sdtContent>
+            </w:sdt>
+          </w:p>
+        </w:tc>
+        <w:tc>
+          <w:tcPr>
+            <w:tcW w:type="dxa" w:w="1814"/>
           </w:tcPr>
           <w:p>
             <w:pPr>
@@ -1250,7 +1249,9 @@
         <w:tc>
           <w:tcPr>
             <w:tcW w:type="dxa" w:w="7597"/>
-            <w:shd w:val="clear" w:color="auto" w:fill="E7DFCF"/>
+            <w:tcBorders>
+              <w:top w:val="single" w:sz="8" w:color="103428"/>
+            </w:tcBorders>
           </w:tcPr>
           <w:p>
             <w:pPr>
@@ -1268,7 +1269,9 @@
         <w:tc>
           <w:tcPr>
             <w:tcW w:type="dxa" w:w="1814"/>
-            <w:shd w:val="clear" w:color="auto" w:fill="E7DFCF"/>
+            <w:tcBorders>
+              <w:top w:val="single" w:sz="8" w:color="103428"/>
+            </w:tcBorders>
           </w:tcPr>
           <w:p>
             <w:pPr>
@@ -1301,18 +1304,18 @@
         <w:tblW w:type="auto" w:w="0"/>
         <w:tblLook w:firstColumn="1" w:firstRow="1" w:lastColumn="0" w:lastRow="0" w:noHBand="0" w:noVBand="1" w:val="04A0"/>
         <w:tblBorders>
-          <w:top w:val="nil"/>
-          <w:left w:val="nil"/>
-          <w:bottom w:val="nil"/>
-          <w:right w:val="nil"/>
-          <w:insideH w:val="single" w:sz="2" w:color="F5F0E6"/>
+          <w:top w:val="single" w:sz="6" w:color="103428"/>
+          <w:left w:val="nil"/>
+          <w:bottom w:val="single" w:sz="6" w:color="103428"/>
+          <w:right w:val="nil"/>
+          <w:insideH w:val="single" w:sz="6" w:color="103428"/>
           <w:insideV w:val="nil"/>
         </w:tblBorders>
         <w:tblCellMar>
-          <w:top w:w="160" w:type="dxa"/>
-          <w:left w:w="220" w:type="dxa"/>
-          <w:bottom w:w="160" w:type="dxa"/>
-          <w:right w:w="220" w:type="dxa"/>
+          <w:top w:w="120" w:type="dxa"/>
+          <w:left w:w="0" w:type="dxa"/>
+          <w:bottom w:w="140" w:type="dxa"/>
+          <w:right w:w="0" w:type="dxa"/>
         </w:tblCellMar>
       </w:tblPr>
       <w:tblGrid>
@@ -1322,10 +1325,6 @@
         <w:tc>
           <w:tcPr>
             <w:tcW w:type="dxa" w:w="9412"/>
-            <w:shd w:val="clear" w:color="auto" w:fill="F5F0E6"/>
-            <w:tcBorders>
-              <w:left w:val="single" w:sz="24" w:color="E8A432"/>
-            </w:tcBorders>
           </w:tcPr>
           <w:p>
             <w:pPr>
@@ -1412,7 +1411,7 @@
   <w:p>
     <w:pPr>
       <w:pBdr>
-        <w:top w:val="single" w:sz="4" w:space="6" w:color="A9BFA9"/>
+        <w:top w:val="single" w:sz="4" w:space="6" w:color="E7DFCF"/>
       </w:pBdr>
       <w:tabs>
         <w:tab w:pos="9412" w:val="right"/>
@@ -1434,7 +1433,7 @@
         <w:color w:val="5F6662"/>
         <w:sz w:val="15"/>
       </w:rPr>
-      <w:t xml:space="preserve">  ·  </w:t>
+      <w:t xml:space="preserve">   </w:t>
     </w:r>
     <w:r>
       <w:rPr>
@@ -1725,7 +1724,7 @@
   <w:docDefaults>
     <w:rPrDefault>
       <w:rPr>
-        <w:rFonts w:asciiTheme="minorHAnsi" w:eastAsiaTheme="minorEastAsia" w:hAnsiTheme="minorHAnsi" w:cstheme="minorBidi"/>
+        <w:rFonts w:ascii="Public Sans" w:hAnsi="Public Sans" w:cs="Public Sans" w:eastAsia="Public Sans"/>
         <w:sz w:val="22"/>
         <w:szCs w:val="22"/>
         <w:lang w:val="en-US" w:eastAsia="en-US" w:bidi="ar-SA"/>
@@ -1885,7 +1884,7 @@
       <w:spacing w:before="0" w:after="120" w:line="317" w:lineRule="auto"/>
     </w:pPr>
     <w:rPr>
-      <w:rFonts w:ascii="Inter" w:hAnsi="Inter" w:cs="Inter" w:eastAsia="Inter"/>
+      <w:rFonts w:ascii="Public Sans" w:hAnsi="Public Sans" w:cs="Public Sans" w:eastAsia="Public Sans"/>
       <w:b w:val="0"/>
       <w:i w:val="0"/>
       <w:color w:val="1B201E"/>
@@ -1947,16 +1946,16 @@
     <w:pPr>
       <w:keepNext/>
       <w:keepLines/>
-      <w:spacing w:before="360" w:after="120" w:line="264" w:lineRule="auto"/>
+      <w:spacing w:before="440" w:after="160" w:line="259" w:lineRule="auto"/>
       <w:outlineLvl w:val="0"/>
     </w:pPr>
     <w:rPr>
-      <w:rFonts w:asciiTheme="majorHAnsi" w:eastAsiaTheme="majorEastAsia" w:hAnsiTheme="majorHAnsi" w:cstheme="majorBidi" w:ascii="Playfair Display" w:hAnsi="Playfair Display" w:cs="Playfair Display" w:eastAsia="Playfair Display"/>
+      <w:rFonts w:ascii="Newsreader Display" w:hAnsi="Newsreader Display" w:cs="Newsreader Display" w:eastAsia="Newsreader Display"/>
       <w:b w:val="0"/>
       <w:bCs/>
       <w:i w:val="0"/>
       <w:color w:val="103428"/>
-      <w:sz w:val="40"/>
+      <w:sz w:val="44"/>
       <w:szCs w:val="28"/>
     </w:rPr>
   </w:style>
@@ -1976,12 +1975,12 @@
       <w:outlineLvl w:val="1"/>
     </w:pPr>
     <w:rPr>
-      <w:rFonts w:asciiTheme="majorHAnsi" w:eastAsiaTheme="majorEastAsia" w:hAnsiTheme="majorHAnsi" w:cstheme="majorBidi" w:ascii="Inter" w:hAnsi="Inter" w:cs="Inter" w:eastAsia="Inter"/>
-      <w:b/>
+      <w:rFonts w:ascii="Newsreader Display" w:hAnsi="Newsreader Display" w:cs="Newsreader Display" w:eastAsia="Newsreader Display"/>
+      <w:b w:val="0"/>
       <w:bCs/>
       <w:i w:val="0"/>
       <w:color w:val="103428"/>
-      <w:sz w:val="25"/>
+      <w:sz w:val="28"/>
       <w:szCs w:val="26"/>
     </w:rPr>
   </w:style>
@@ -2001,12 +2000,12 @@
       <w:outlineLvl w:val="2"/>
     </w:pPr>
     <w:rPr>
-      <w:rFonts w:asciiTheme="majorHAnsi" w:eastAsiaTheme="majorEastAsia" w:hAnsiTheme="majorHAnsi" w:cstheme="majorBidi" w:ascii="Inter" w:hAnsi="Inter" w:cs="Inter" w:eastAsia="Inter"/>
+      <w:rFonts w:ascii="Public Sans" w:hAnsi="Public Sans" w:cs="Public Sans" w:eastAsia="Public Sans"/>
       <w:b/>
       <w:bCs/>
       <w:i w:val="0"/>
-      <w:color w:val="2C5040"/>
-      <w:sz w:val="20"/>
+      <w:color w:val="103428"/>
+      <w:sz w:val="19"/>
     </w:rPr>
   </w:style>
   <w:style w:type="paragraph" w:styleId="Heading4">
@@ -2026,7 +2025,7 @@
       <w:outlineLvl w:val="3"/>
     </w:pPr>
     <w:rPr>
-      <w:rFonts w:asciiTheme="majorHAnsi" w:eastAsiaTheme="majorEastAsia" w:hAnsiTheme="majorHAnsi" w:cstheme="majorBidi"/>
+      <w:rFonts w:ascii="Newsreader Display" w:hAnsi="Newsreader Display" w:cs="Newsreader Display"/>
       <w:b/>
       <w:bCs/>
       <w:i/>
@@ -2051,7 +2050,7 @@
       <w:outlineLvl w:val="4"/>
     </w:pPr>
     <w:rPr>
-      <w:rFonts w:asciiTheme="majorHAnsi" w:eastAsiaTheme="majorEastAsia" w:hAnsiTheme="majorHAnsi" w:cstheme="majorBidi"/>
+      <w:rFonts w:ascii="Newsreader Display" w:hAnsi="Newsreader Display" w:cs="Newsreader Display"/>
       <w:color w:val="243F60" w:themeColor="accent1" w:themeShade="7F"/>
     </w:rPr>
   </w:style>
@@ -2072,7 +2071,7 @@
       <w:outlineLvl w:val="5"/>
     </w:pPr>
     <w:rPr>
-      <w:rFonts w:asciiTheme="majorHAnsi" w:eastAsiaTheme="majorEastAsia" w:hAnsiTheme="majorHAnsi" w:cstheme="majorBidi"/>
+      <w:rFonts w:ascii="Newsreader Display" w:hAnsi="Newsreader Display" w:cs="Newsreader Display"/>
       <w:i/>
       <w:iCs/>
       <w:color w:val="243F60" w:themeColor="accent1" w:themeShade="7F"/>
@@ -2095,7 +2094,7 @@
       <w:outlineLvl w:val="6"/>
     </w:pPr>
     <w:rPr>
-      <w:rFonts w:asciiTheme="majorHAnsi" w:eastAsiaTheme="majorEastAsia" w:hAnsiTheme="majorHAnsi" w:cstheme="majorBidi"/>
+      <w:rFonts w:ascii="Newsreader Display" w:hAnsi="Newsreader Display" w:cs="Newsreader Display"/>
       <w:i/>
       <w:iCs/>
       <w:color w:val="404040" w:themeColor="text1" w:themeTint="BF"/>
@@ -2118,7 +2117,7 @@
       <w:outlineLvl w:val="7"/>
     </w:pPr>
     <w:rPr>
-      <w:rFonts w:asciiTheme="majorHAnsi" w:eastAsiaTheme="majorEastAsia" w:hAnsiTheme="majorHAnsi" w:cstheme="majorBidi"/>
+      <w:rFonts w:ascii="Newsreader Display" w:hAnsi="Newsreader Display" w:cs="Newsreader Display"/>
       <w:color w:val="4F81BD" w:themeColor="accent1"/>
       <w:sz w:val="20"/>
       <w:szCs w:val="20"/>
@@ -2141,7 +2140,7 @@
       <w:outlineLvl w:val="8"/>
     </w:pPr>
     <w:rPr>
-      <w:rFonts w:asciiTheme="majorHAnsi" w:eastAsiaTheme="majorEastAsia" w:hAnsiTheme="majorHAnsi" w:cstheme="majorBidi"/>
+      <w:rFonts w:ascii="Newsreader Display" w:hAnsi="Newsreader Display" w:cs="Newsreader Display"/>
       <w:i/>
       <w:iCs/>
       <w:color w:val="404040" w:themeColor="text1" w:themeTint="BF"/>
@@ -2192,7 +2191,7 @@
     <w:uiPriority w:val="9"/>
     <w:rsid w:val="00FC693F"/>
     <w:rPr>
-      <w:rFonts w:asciiTheme="majorHAnsi" w:eastAsiaTheme="majorEastAsia" w:hAnsiTheme="majorHAnsi" w:cstheme="majorBidi"/>
+      <w:rFonts w:ascii="Newsreader Display" w:hAnsi="Newsreader Display" w:cs="Newsreader Display"/>
       <w:b/>
       <w:bCs/>
       <w:color w:val="365F91" w:themeColor="accent1" w:themeShade="BF"/>
@@ -2207,7 +2206,7 @@
     <w:uiPriority w:val="9"/>
     <w:rsid w:val="00FC693F"/>
     <w:rPr>
-      <w:rFonts w:asciiTheme="majorHAnsi" w:eastAsiaTheme="majorEastAsia" w:hAnsiTheme="majorHAnsi" w:cstheme="majorBidi"/>
+      <w:rFonts w:ascii="Newsreader Display" w:hAnsi="Newsreader Display" w:cs="Newsreader Display"/>
       <w:b/>
       <w:bCs/>
       <w:color w:val="4F81BD" w:themeColor="accent1"/>
@@ -2222,7 +2221,7 @@
     <w:uiPriority w:val="9"/>
     <w:rsid w:val="00FC693F"/>
     <w:rPr>
-      <w:rFonts w:asciiTheme="majorHAnsi" w:eastAsiaTheme="majorEastAsia" w:hAnsiTheme="majorHAnsi" w:cstheme="majorBidi"/>
+      <w:rFonts w:ascii="Newsreader Display" w:hAnsi="Newsreader Display" w:cs="Newsreader Display"/>
       <w:b/>
       <w:bCs/>
       <w:color w:val="4F81BD" w:themeColor="accent1"/>
@@ -2237,17 +2236,17 @@
     <w:qFormat/>
     <w:rsid w:val="00FC693F"/>
     <w:pPr>
-      <w:spacing w:after="160" w:line="252" w:lineRule="auto" w:before="0"/>
+      <w:spacing w:after="200" w:line="245" w:lineRule="auto" w:before="0"/>
       <w:contextualSpacing/>
     </w:pPr>
     <w:rPr>
-      <w:rFonts w:asciiTheme="majorHAnsi" w:eastAsiaTheme="majorEastAsia" w:hAnsiTheme="majorHAnsi" w:cstheme="majorBidi" w:ascii="Playfair Display" w:hAnsi="Playfair Display" w:cs="Playfair Display" w:eastAsia="Playfair Display"/>
+      <w:rFonts w:ascii="Newsreader Display" w:hAnsi="Newsreader Display" w:cs="Newsreader Display" w:eastAsia="Newsreader Display"/>
       <w:b w:val="0"/>
       <w:i w:val="0"/>
       <w:color w:val="103428"/>
       <w:spacing w:val="5"/>
       <w:kern w:val="28"/>
-      <w:sz w:val="60"/>
+      <w:sz w:val="64"/>
       <w:szCs w:val="52"/>
     </w:rPr>
   </w:style>
@@ -2258,7 +2257,7 @@
     <w:uiPriority w:val="10"/>
     <w:rsid w:val="00FC693F"/>
     <w:rPr>
-      <w:rFonts w:asciiTheme="majorHAnsi" w:eastAsiaTheme="majorEastAsia" w:hAnsiTheme="majorHAnsi" w:cstheme="majorBidi"/>
+      <w:rFonts w:ascii="Newsreader Display" w:hAnsi="Newsreader Display" w:cs="Newsreader Display"/>
       <w:color w:val="17365D" w:themeColor="text2" w:themeShade="BF"/>
       <w:spacing w:val="5"/>
       <w:kern w:val="28"/>
@@ -2281,13 +2280,13 @@
       <w:spacing w:before="0" w:after="240" w:line="312" w:lineRule="auto"/>
     </w:pPr>
     <w:rPr>
-      <w:rFonts w:asciiTheme="majorHAnsi" w:eastAsiaTheme="majorEastAsia" w:hAnsiTheme="majorHAnsi" w:cstheme="majorBidi" w:ascii="Source Serif 4" w:hAnsi="Source Serif 4" w:cs="Source Serif 4" w:eastAsia="Source Serif 4"/>
+      <w:rFonts w:ascii="Newsreader Text" w:hAnsi="Newsreader Text" w:cs="Newsreader Text" w:eastAsia="Newsreader Text"/>
       <w:b w:val="0"/>
       <w:i w:val="0"/>
       <w:iCs/>
-      <w:color w:val="2C5040"/>
+      <w:color w:val="5F6662"/>
       <w:spacing w:val="15"/>
-      <w:sz w:val="28"/>
+      <w:sz w:val="26"/>
       <w:szCs w:val="24"/>
     </w:rPr>
   </w:style>
@@ -2298,7 +2297,7 @@
     <w:uiPriority w:val="11"/>
     <w:rsid w:val="00FC693F"/>
     <w:rPr>
-      <w:rFonts w:asciiTheme="majorHAnsi" w:eastAsiaTheme="majorEastAsia" w:hAnsiTheme="majorHAnsi" w:cstheme="majorBidi"/>
+      <w:rFonts w:ascii="Newsreader Display" w:hAnsi="Newsreader Display" w:cs="Newsreader Display"/>
       <w:i/>
       <w:iCs/>
       <w:color w:val="4F81BD" w:themeColor="accent1"/>
@@ -2427,7 +2426,7 @@
       <w:contextualSpacing/>
     </w:pPr>
     <w:rPr>
-      <w:rFonts w:ascii="Inter" w:hAnsi="Inter" w:cs="Inter" w:eastAsia="Inter"/>
+      <w:rFonts w:ascii="Public Sans" w:hAnsi="Public Sans" w:cs="Public Sans" w:eastAsia="Public Sans"/>
       <w:b w:val="0"/>
       <w:i w:val="0"/>
       <w:color w:val="1B201E"/>
@@ -2474,7 +2473,7 @@
       <w:contextualSpacing/>
     </w:pPr>
     <w:rPr>
-      <w:rFonts w:ascii="Inter" w:hAnsi="Inter" w:cs="Inter" w:eastAsia="Inter"/>
+      <w:rFonts w:ascii="Public Sans" w:hAnsi="Public Sans" w:cs="Public Sans" w:eastAsia="Public Sans"/>
       <w:b w:val="0"/>
       <w:i w:val="0"/>
       <w:color w:val="1B201E"/>
@@ -2590,12 +2589,12 @@
       <w:spacing w:before="240" w:after="240" w:line="324" w:lineRule="auto"/>
     </w:pPr>
     <w:rPr>
-      <w:rFonts w:ascii="Source Serif 4" w:hAnsi="Source Serif 4" w:cs="Source Serif 4" w:eastAsia="Source Serif 4"/>
+      <w:rFonts w:ascii="Newsreader Display" w:hAnsi="Newsreader Display" w:cs="Newsreader Display" w:eastAsia="Newsreader Display"/>
       <w:b w:val="0"/>
       <w:i/>
       <w:iCs/>
       <w:color w:val="103428"/>
-      <w:sz w:val="28"/>
+      <w:sz w:val="32"/>
     </w:rPr>
   </w:style>
   <w:style w:type="character" w:customStyle="1" w:styleId="QuoteChar">
@@ -2618,7 +2617,7 @@
     <w:semiHidden/>
     <w:rsid w:val="00FC693F"/>
     <w:rPr>
-      <w:rFonts w:asciiTheme="majorHAnsi" w:eastAsiaTheme="majorEastAsia" w:hAnsiTheme="majorHAnsi" w:cstheme="majorBidi"/>
+      <w:rFonts w:ascii="Newsreader Display" w:hAnsi="Newsreader Display" w:cs="Newsreader Display"/>
       <w:b/>
       <w:bCs/>
       <w:i/>
@@ -2634,7 +2633,7 @@
     <w:semiHidden/>
     <w:rsid w:val="00FC693F"/>
     <w:rPr>
-      <w:rFonts w:asciiTheme="majorHAnsi" w:eastAsiaTheme="majorEastAsia" w:hAnsiTheme="majorHAnsi" w:cstheme="majorBidi"/>
+      <w:rFonts w:ascii="Newsreader Display" w:hAnsi="Newsreader Display" w:cs="Newsreader Display"/>
       <w:color w:val="243F60" w:themeColor="accent1" w:themeShade="7F"/>
     </w:rPr>
   </w:style>
@@ -2646,7 +2645,7 @@
     <w:semiHidden/>
     <w:rsid w:val="00FC693F"/>
     <w:rPr>
-      <w:rFonts w:asciiTheme="majorHAnsi" w:eastAsiaTheme="majorEastAsia" w:hAnsiTheme="majorHAnsi" w:cstheme="majorBidi"/>
+      <w:rFonts w:ascii="Newsreader Display" w:hAnsi="Newsreader Display" w:cs="Newsreader Display"/>
       <w:i/>
       <w:iCs/>
       <w:color w:val="243F60" w:themeColor="accent1" w:themeShade="7F"/>
@@ -2660,7 +2659,7 @@
     <w:semiHidden/>
     <w:rsid w:val="00FC693F"/>
     <w:rPr>
-      <w:rFonts w:asciiTheme="majorHAnsi" w:eastAsiaTheme="majorEastAsia" w:hAnsiTheme="majorHAnsi" w:cstheme="majorBidi"/>
+      <w:rFonts w:ascii="Newsreader Display" w:hAnsi="Newsreader Display" w:cs="Newsreader Display"/>
       <w:i/>
       <w:iCs/>
       <w:color w:val="404040" w:themeColor="text1" w:themeTint="BF"/>
@@ -2674,7 +2673,7 @@
     <w:semiHidden/>
     <w:rsid w:val="00FC693F"/>
     <w:rPr>
-      <w:rFonts w:asciiTheme="majorHAnsi" w:eastAsiaTheme="majorEastAsia" w:hAnsiTheme="majorHAnsi" w:cstheme="majorBidi"/>
+      <w:rFonts w:ascii="Newsreader Display" w:hAnsi="Newsreader Display" w:cs="Newsreader Display"/>
       <w:color w:val="4F81BD" w:themeColor="accent1"/>
       <w:sz w:val="20"/>
       <w:szCs w:val="20"/>
@@ -2688,7 +2687,7 @@
     <w:semiHidden/>
     <w:rsid w:val="00FC693F"/>
     <w:rPr>
-      <w:rFonts w:asciiTheme="majorHAnsi" w:eastAsiaTheme="majorEastAsia" w:hAnsiTheme="majorHAnsi" w:cstheme="majorBidi"/>
+      <w:rFonts w:ascii="Newsreader Display" w:hAnsi="Newsreader Display" w:cs="Newsreader Display"/>
       <w:i/>
       <w:iCs/>
       <w:color w:val="404040" w:themeColor="text1" w:themeTint="BF"/>
@@ -2709,7 +2708,7 @@
       <w:spacing w:line="300" w:lineRule="auto" w:before="60" w:after="200"/>
     </w:pPr>
     <w:rPr>
-      <w:rFonts w:ascii="Inter" w:hAnsi="Inter" w:cs="Inter" w:eastAsia="Inter"/>
+      <w:rFonts w:ascii="Public Sans" w:hAnsi="Public Sans" w:cs="Public Sans" w:eastAsia="Public Sans"/>
       <w:b w:val="0"/>
       <w:bCs/>
       <w:i w:val="0"/>
@@ -4279,7 +4278,7 @@
         <w:spacing w:before="0" w:after="0" w:line="240" w:lineRule="auto"/>
       </w:pPr>
       <w:rPr>
-        <w:rFonts w:asciiTheme="majorHAnsi" w:eastAsiaTheme="majorEastAsia" w:hAnsiTheme="majorHAnsi" w:cstheme="majorBidi"/>
+        <w:rFonts w:ascii="Newsreader Display" w:hAnsi="Newsreader Display" w:cs="Newsreader Display"/>
         <w:b/>
         <w:bCs/>
       </w:rPr>
@@ -4300,7 +4299,7 @@
         <w:spacing w:before="0" w:after="0" w:line="240" w:lineRule="auto"/>
       </w:pPr>
       <w:rPr>
-        <w:rFonts w:asciiTheme="majorHAnsi" w:eastAsiaTheme="majorEastAsia" w:hAnsiTheme="majorHAnsi" w:cstheme="majorBidi"/>
+        <w:rFonts w:ascii="Newsreader Display" w:hAnsi="Newsreader Display" w:cs="Newsreader Display"/>
         <w:b/>
         <w:bCs/>
       </w:rPr>
@@ -4318,14 +4317,14 @@
     </w:tblStylePr>
     <w:tblStylePr w:type="firstCol">
       <w:rPr>
-        <w:rFonts w:asciiTheme="majorHAnsi" w:eastAsiaTheme="majorEastAsia" w:hAnsiTheme="majorHAnsi" w:cstheme="majorBidi"/>
+        <w:rFonts w:ascii="Newsreader Display" w:hAnsi="Newsreader Display" w:cs="Newsreader Display"/>
         <w:b/>
         <w:bCs/>
       </w:rPr>
     </w:tblStylePr>
     <w:tblStylePr w:type="lastCol">
       <w:rPr>
-        <w:rFonts w:asciiTheme="majorHAnsi" w:eastAsiaTheme="majorEastAsia" w:hAnsiTheme="majorHAnsi" w:cstheme="majorBidi"/>
+        <w:rFonts w:ascii="Newsreader Display" w:hAnsi="Newsreader Display" w:cs="Newsreader Display"/>
         <w:b/>
         <w:bCs/>
       </w:rPr>
@@ -4409,7 +4408,7 @@
         <w:spacing w:before="0" w:after="0" w:line="240" w:lineRule="auto"/>
       </w:pPr>
       <w:rPr>
-        <w:rFonts w:asciiTheme="majorHAnsi" w:eastAsiaTheme="majorEastAsia" w:hAnsiTheme="majorHAnsi" w:cstheme="majorBidi"/>
+        <w:rFonts w:ascii="Newsreader Display" w:hAnsi="Newsreader Display" w:cs="Newsreader Display"/>
         <w:b/>
         <w:bCs/>
       </w:rPr>
@@ -4430,7 +4429,7 @@
         <w:spacing w:before="0" w:after="0" w:line="240" w:lineRule="auto"/>
       </w:pPr>
       <w:rPr>
-        <w:rFonts w:asciiTheme="majorHAnsi" w:eastAsiaTheme="majorEastAsia" w:hAnsiTheme="majorHAnsi" w:cstheme="majorBidi"/>
+        <w:rFonts w:ascii="Newsreader Display" w:hAnsi="Newsreader Display" w:cs="Newsreader Display"/>
         <w:b/>
         <w:bCs/>
       </w:rPr>
@@ -4448,14 +4447,14 @@
     </w:tblStylePr>
     <w:tblStylePr w:type="firstCol">
       <w:rPr>
-        <w:rFonts w:asciiTheme="majorHAnsi" w:eastAsiaTheme="majorEastAsia" w:hAnsiTheme="majorHAnsi" w:cstheme="majorBidi"/>
+        <w:rFonts w:ascii="Newsreader Display" w:hAnsi="Newsreader Display" w:cs="Newsreader Display"/>
         <w:b/>
         <w:bCs/>
       </w:rPr>
     </w:tblStylePr>
     <w:tblStylePr w:type="lastCol">
       <w:rPr>
-        <w:rFonts w:asciiTheme="majorHAnsi" w:eastAsiaTheme="majorEastAsia" w:hAnsiTheme="majorHAnsi" w:cstheme="majorBidi"/>
+        <w:rFonts w:ascii="Newsreader Display" w:hAnsi="Newsreader Display" w:cs="Newsreader Display"/>
         <w:b/>
         <w:bCs/>
       </w:rPr>
@@ -4539,7 +4538,7 @@
         <w:spacing w:before="0" w:after="0" w:line="240" w:lineRule="auto"/>
       </w:pPr>
       <w:rPr>
-        <w:rFonts w:asciiTheme="majorHAnsi" w:eastAsiaTheme="majorEastAsia" w:hAnsiTheme="majorHAnsi" w:cstheme="majorBidi"/>
+        <w:rFonts w:ascii="Newsreader Display" w:hAnsi="Newsreader Display" w:cs="Newsreader Display"/>
         <w:b/>
         <w:bCs/>
       </w:rPr>
@@ -4560,7 +4559,7 @@
         <w:spacing w:before="0" w:after="0" w:line="240" w:lineRule="auto"/>
       </w:pPr>
       <w:rPr>
-        <w:rFonts w:asciiTheme="majorHAnsi" w:eastAsiaTheme="majorEastAsia" w:hAnsiTheme="majorHAnsi" w:cstheme="majorBidi"/>
+        <w:rFonts w:ascii="Newsreader Display" w:hAnsi="Newsreader Display" w:cs="Newsreader Display"/>
         <w:b/>
         <w:bCs/>
       </w:rPr>
@@ -4578,14 +4577,14 @@
     </w:tblStylePr>
     <w:tblStylePr w:type="firstCol">
       <w:rPr>
-        <w:rFonts w:asciiTheme="majorHAnsi" w:eastAsiaTheme="majorEastAsia" w:hAnsiTheme="majorHAnsi" w:cstheme="majorBidi"/>
+        <w:rFonts w:ascii="Newsreader Display" w:hAnsi="Newsreader Display" w:cs="Newsreader Display"/>
         <w:b/>
         <w:bCs/>
       </w:rPr>
     </w:tblStylePr>
     <w:tblStylePr w:type="lastCol">
       <w:rPr>
-        <w:rFonts w:asciiTheme="majorHAnsi" w:eastAsiaTheme="majorEastAsia" w:hAnsiTheme="majorHAnsi" w:cstheme="majorBidi"/>
+        <w:rFonts w:ascii="Newsreader Display" w:hAnsi="Newsreader Display" w:cs="Newsreader Display"/>
         <w:b/>
         <w:bCs/>
       </w:rPr>
@@ -4669,7 +4668,7 @@
         <w:spacing w:before="0" w:after="0" w:line="240" w:lineRule="auto"/>
       </w:pPr>
       <w:rPr>
-        <w:rFonts w:asciiTheme="majorHAnsi" w:eastAsiaTheme="majorEastAsia" w:hAnsiTheme="majorHAnsi" w:cstheme="majorBidi"/>
+        <w:rFonts w:ascii="Newsreader Display" w:hAnsi="Newsreader Display" w:cs="Newsreader Display"/>
         <w:b/>
         <w:bCs/>
       </w:rPr>
@@ -4690,7 +4689,7 @@
         <w:spacing w:before="0" w:after="0" w:line="240" w:lineRule="auto"/>
       </w:pPr>
       <w:rPr>
-        <w:rFonts w:asciiTheme="majorHAnsi" w:eastAsiaTheme="majorEastAsia" w:hAnsiTheme="majorHAnsi" w:cstheme="majorBidi"/>
+        <w:rFonts w:ascii="Newsreader Display" w:hAnsi="Newsreader Display" w:cs="Newsreader Display"/>
         <w:b/>
         <w:bCs/>
       </w:rPr>
@@ -4708,14 +4707,14 @@
     </w:tblStylePr>
     <w:tblStylePr w:type="firstCol">
       <w:rPr>
-        <w:rFonts w:asciiTheme="majorHAnsi" w:eastAsiaTheme="majorEastAsia" w:hAnsiTheme="majorHAnsi" w:cstheme="majorBidi"/>
+        <w:rFonts w:ascii="Newsreader Display" w:hAnsi="Newsreader Display" w:cs="Newsreader Display"/>
         <w:b/>
         <w:bCs/>
       </w:rPr>
     </w:tblStylePr>
     <w:tblStylePr w:type="lastCol">
       <w:rPr>
-        <w:rFonts w:asciiTheme="majorHAnsi" w:eastAsiaTheme="majorEastAsia" w:hAnsiTheme="majorHAnsi" w:cstheme="majorBidi"/>
+        <w:rFonts w:ascii="Newsreader Display" w:hAnsi="Newsreader Display" w:cs="Newsreader Display"/>
         <w:b/>
         <w:bCs/>
       </w:rPr>
@@ -4799,7 +4798,7 @@
         <w:spacing w:before="0" w:after="0" w:line="240" w:lineRule="auto"/>
       </w:pPr>
       <w:rPr>
-        <w:rFonts w:asciiTheme="majorHAnsi" w:eastAsiaTheme="majorEastAsia" w:hAnsiTheme="majorHAnsi" w:cstheme="majorBidi"/>
+        <w:rFonts w:ascii="Newsreader Display" w:hAnsi="Newsreader Display" w:cs="Newsreader Display"/>
         <w:b/>
         <w:bCs/>
       </w:rPr>
@@ -4820,7 +4819,7 @@
         <w:spacing w:before="0" w:after="0" w:line="240" w:lineRule="auto"/>
       </w:pPr>
       <w:rPr>
-        <w:rFonts w:asciiTheme="majorHAnsi" w:eastAsiaTheme="majorEastAsia" w:hAnsiTheme="majorHAnsi" w:cstheme="majorBidi"/>
+        <w:rFonts w:ascii="Newsreader Display" w:hAnsi="Newsreader Display" w:cs="Newsreader Display"/>
         <w:b/>
         <w:bCs/>
       </w:rPr>
@@ -4838,14 +4837,14 @@
     </w:tblStylePr>
     <w:tblStylePr w:type="firstCol">
       <w:rPr>
-        <w:rFonts w:asciiTheme="majorHAnsi" w:eastAsiaTheme="majorEastAsia" w:hAnsiTheme="majorHAnsi" w:cstheme="majorBidi"/>
+        <w:rFonts w:ascii="Newsreader Display" w:hAnsi="Newsreader Display" w:cs="Newsreader Display"/>
         <w:b/>
         <w:bCs/>
       </w:rPr>
     </w:tblStylePr>
     <w:tblStylePr w:type="lastCol">
       <w:rPr>
-        <w:rFonts w:asciiTheme="majorHAnsi" w:eastAsiaTheme="majorEastAsia" w:hAnsiTheme="majorHAnsi" w:cstheme="majorBidi"/>
+        <w:rFonts w:ascii="Newsreader Display" w:hAnsi="Newsreader Display" w:cs="Newsreader Display"/>
         <w:b/>
         <w:bCs/>
       </w:rPr>
@@ -4929,7 +4928,7 @@
         <w:spacing w:before="0" w:after="0" w:line="240" w:lineRule="auto"/>
       </w:pPr>
       <w:rPr>
-        <w:rFonts w:asciiTheme="majorHAnsi" w:eastAsiaTheme="majorEastAsia" w:hAnsiTheme="majorHAnsi" w:cstheme="majorBidi"/>
+        <w:rFonts w:ascii="Newsreader Display" w:hAnsi="Newsreader Display" w:cs="Newsreader Display"/>
         <w:b/>
         <w:bCs/>
       </w:rPr>
@@ -4950,7 +4949,7 @@
         <w:spacing w:before="0" w:after="0" w:line="240" w:lineRule="auto"/>
       </w:pPr>
       <w:rPr>
-        <w:rFonts w:asciiTheme="majorHAnsi" w:eastAsiaTheme="majorEastAsia" w:hAnsiTheme="majorHAnsi" w:cstheme="majorBidi"/>
+        <w:rFonts w:ascii="Newsreader Display" w:hAnsi="Newsreader Display" w:cs="Newsreader Display"/>
         <w:b/>
         <w:bCs/>
       </w:rPr>
@@ -4968,14 +4967,14 @@
     </w:tblStylePr>
     <w:tblStylePr w:type="firstCol">
       <w:rPr>
-        <w:rFonts w:asciiTheme="majorHAnsi" w:eastAsiaTheme="majorEastAsia" w:hAnsiTheme="majorHAnsi" w:cstheme="majorBidi"/>
+        <w:rFonts w:ascii="Newsreader Display" w:hAnsi="Newsreader Display" w:cs="Newsreader Display"/>
         <w:b/>
         <w:bCs/>
       </w:rPr>
     </w:tblStylePr>
     <w:tblStylePr w:type="lastCol">
       <w:rPr>
-        <w:rFonts w:asciiTheme="majorHAnsi" w:eastAsiaTheme="majorEastAsia" w:hAnsiTheme="majorHAnsi" w:cstheme="majorBidi"/>
+        <w:rFonts w:ascii="Newsreader Display" w:hAnsi="Newsreader Display" w:cs="Newsreader Display"/>
         <w:b/>
         <w:bCs/>
       </w:rPr>
@@ -5059,7 +5058,7 @@
         <w:spacing w:before="0" w:after="0" w:line="240" w:lineRule="auto"/>
       </w:pPr>
       <w:rPr>
-        <w:rFonts w:asciiTheme="majorHAnsi" w:eastAsiaTheme="majorEastAsia" w:hAnsiTheme="majorHAnsi" w:cstheme="majorBidi"/>
+        <w:rFonts w:ascii="Newsreader Display" w:hAnsi="Newsreader Display" w:cs="Newsreader Display"/>
         <w:b/>
         <w:bCs/>
       </w:rPr>
@@ -5080,7 +5079,7 @@
         <w:spacing w:before="0" w:after="0" w:line="240" w:lineRule="auto"/>
       </w:pPr>
       <w:rPr>
-        <w:rFonts w:asciiTheme="majorHAnsi" w:eastAsiaTheme="majorEastAsia" w:hAnsiTheme="majorHAnsi" w:cstheme="majorBidi"/>
+        <w:rFonts w:ascii="Newsreader Display" w:hAnsi="Newsreader Display" w:cs="Newsreader Display"/>
         <w:b/>
         <w:bCs/>
       </w:rPr>
@@ -5098,14 +5097,14 @@
     </w:tblStylePr>
     <w:tblStylePr w:type="firstCol">
       <w:rPr>
-        <w:rFonts w:asciiTheme="majorHAnsi" w:eastAsiaTheme="majorEastAsia" w:hAnsiTheme="majorHAnsi" w:cstheme="majorBidi"/>
+        <w:rFonts w:ascii="Newsreader Display" w:hAnsi="Newsreader Display" w:cs="Newsreader Display"/>
         <w:b/>
         <w:bCs/>
       </w:rPr>
     </w:tblStylePr>
     <w:tblStylePr w:type="lastCol">
       <w:rPr>
-        <w:rFonts w:asciiTheme="majorHAnsi" w:eastAsiaTheme="majorEastAsia" w:hAnsiTheme="majorHAnsi" w:cstheme="majorBidi"/>
+        <w:rFonts w:ascii="Newsreader Display" w:hAnsi="Newsreader Display" w:cs="Newsreader Display"/>
         <w:b/>
         <w:bCs/>
       </w:rPr>
@@ -6970,7 +6969,7 @@
     </w:tblPr>
     <w:tblStylePr w:type="firstRow">
       <w:rPr>
-        <w:rFonts w:asciiTheme="majorHAnsi" w:eastAsiaTheme="majorEastAsia" w:hAnsiTheme="majorHAnsi" w:cstheme="majorBidi"/>
+        <w:rFonts w:ascii="Newsreader Display" w:hAnsi="Newsreader Display" w:cs="Newsreader Display"/>
       </w:rPr>
       <w:tblPr/>
       <w:tcPr>
@@ -7054,7 +7053,7 @@
     </w:tblPr>
     <w:tblStylePr w:type="firstRow">
       <w:rPr>
-        <w:rFonts w:asciiTheme="majorHAnsi" w:eastAsiaTheme="majorEastAsia" w:hAnsiTheme="majorHAnsi" w:cstheme="majorBidi"/>
+        <w:rFonts w:ascii="Newsreader Display" w:hAnsi="Newsreader Display" w:cs="Newsreader Display"/>
       </w:rPr>
       <w:tblPr/>
       <w:tcPr>
@@ -7138,7 +7137,7 @@
     </w:tblPr>
     <w:tblStylePr w:type="firstRow">
       <w:rPr>
-        <w:rFonts w:asciiTheme="majorHAnsi" w:eastAsiaTheme="majorEastAsia" w:hAnsiTheme="majorHAnsi" w:cstheme="majorBidi"/>
+        <w:rFonts w:ascii="Newsreader Display" w:hAnsi="Newsreader Display" w:cs="Newsreader Display"/>
       </w:rPr>
       <w:tblPr/>
       <w:tcPr>
@@ -7222,7 +7221,7 @@
     </w:tblPr>
     <w:tblStylePr w:type="firstRow">
       <w:rPr>
-        <w:rFonts w:asciiTheme="majorHAnsi" w:eastAsiaTheme="majorEastAsia" w:hAnsiTheme="majorHAnsi" w:cstheme="majorBidi"/>
+        <w:rFonts w:ascii="Newsreader Display" w:hAnsi="Newsreader Display" w:cs="Newsreader Display"/>
       </w:rPr>
       <w:tblPr/>
       <w:tcPr>
@@ -7306,7 +7305,7 @@
     </w:tblPr>
     <w:tblStylePr w:type="firstRow">
       <w:rPr>
-        <w:rFonts w:asciiTheme="majorHAnsi" w:eastAsiaTheme="majorEastAsia" w:hAnsiTheme="majorHAnsi" w:cstheme="majorBidi"/>
+        <w:rFonts w:ascii="Newsreader Display" w:hAnsi="Newsreader Display" w:cs="Newsreader Display"/>
       </w:rPr>
       <w:tblPr/>
       <w:tcPr>
@@ -7390,7 +7389,7 @@
     </w:tblPr>
     <w:tblStylePr w:type="firstRow">
       <w:rPr>
-        <w:rFonts w:asciiTheme="majorHAnsi" w:eastAsiaTheme="majorEastAsia" w:hAnsiTheme="majorHAnsi" w:cstheme="majorBidi"/>
+        <w:rFonts w:ascii="Newsreader Display" w:hAnsi="Newsreader Display" w:cs="Newsreader Display"/>
       </w:rPr>
       <w:tblPr/>
       <w:tcPr>
@@ -7474,7 +7473,7 @@
     </w:tblPr>
     <w:tblStylePr w:type="firstRow">
       <w:rPr>
-        <w:rFonts w:asciiTheme="majorHAnsi" w:eastAsiaTheme="majorEastAsia" w:hAnsiTheme="majorHAnsi" w:cstheme="majorBidi"/>
+        <w:rFonts w:ascii="Newsreader Display" w:hAnsi="Newsreader Display" w:cs="Newsreader Display"/>
       </w:rPr>
       <w:tblPr/>
       <w:tcPr>
@@ -7539,7 +7538,7 @@
       <w:spacing w:after="0" w:line="240" w:lineRule="auto"/>
     </w:pPr>
     <w:rPr>
-      <w:rFonts w:asciiTheme="majorHAnsi" w:eastAsiaTheme="majorEastAsia" w:hAnsiTheme="majorHAnsi" w:cstheme="majorBidi"/>
+      <w:rFonts w:ascii="Newsreader Display" w:hAnsi="Newsreader Display" w:cs="Newsreader Display"/>
       <w:color w:val="000000" w:themeColor="text1"/>
     </w:rPr>
     <w:tblPr>
@@ -7667,7 +7666,7 @@
       <w:spacing w:after="0" w:line="240" w:lineRule="auto"/>
     </w:pPr>
     <w:rPr>
-      <w:rFonts w:asciiTheme="majorHAnsi" w:eastAsiaTheme="majorEastAsia" w:hAnsiTheme="majorHAnsi" w:cstheme="majorBidi"/>
+      <w:rFonts w:ascii="Newsreader Display" w:hAnsi="Newsreader Display" w:cs="Newsreader Display"/>
       <w:color w:val="000000" w:themeColor="text1"/>
     </w:rPr>
     <w:tblPr>
@@ -7795,7 +7794,7 @@
       <w:spacing w:after="0" w:line="240" w:lineRule="auto"/>
     </w:pPr>
     <w:rPr>
-      <w:rFonts w:asciiTheme="majorHAnsi" w:eastAsiaTheme="majorEastAsia" w:hAnsiTheme="majorHAnsi" w:cstheme="majorBidi"/>
+      <w:rFonts w:ascii="Newsreader Display" w:hAnsi="Newsreader Display" w:cs="Newsreader Display"/>
       <w:color w:val="000000" w:themeColor="text1"/>
     </w:rPr>
     <w:tblPr>
@@ -7923,7 +7922,7 @@
       <w:spacing w:after="0" w:line="240" w:lineRule="auto"/>
     </w:pPr>
     <w:rPr>
-      <w:rFonts w:asciiTheme="majorHAnsi" w:eastAsiaTheme="majorEastAsia" w:hAnsiTheme="majorHAnsi" w:cstheme="majorBidi"/>
+      <w:rFonts w:ascii="Newsreader Display" w:hAnsi="Newsreader Display" w:cs="Newsreader Display"/>
       <w:color w:val="000000" w:themeColor="text1"/>
     </w:rPr>
     <w:tblPr>
@@ -8051,7 +8050,7 @@
       <w:spacing w:after="0" w:line="240" w:lineRule="auto"/>
     </w:pPr>
     <w:rPr>
-      <w:rFonts w:asciiTheme="majorHAnsi" w:eastAsiaTheme="majorEastAsia" w:hAnsiTheme="majorHAnsi" w:cstheme="majorBidi"/>
+      <w:rFonts w:ascii="Newsreader Display" w:hAnsi="Newsreader Display" w:cs="Newsreader Display"/>
       <w:color w:val="000000" w:themeColor="text1"/>
     </w:rPr>
     <w:tblPr>
@@ -8179,7 +8178,7 @@
       <w:spacing w:after="0" w:line="240" w:lineRule="auto"/>
     </w:pPr>
     <w:rPr>
-      <w:rFonts w:asciiTheme="majorHAnsi" w:eastAsiaTheme="majorEastAsia" w:hAnsiTheme="majorHAnsi" w:cstheme="majorBidi"/>
+      <w:rFonts w:ascii="Newsreader Display" w:hAnsi="Newsreader Display" w:cs="Newsreader Display"/>
       <w:color w:val="000000" w:themeColor="text1"/>
     </w:rPr>
     <w:tblPr>
@@ -8307,7 +8306,7 @@
       <w:spacing w:after="0" w:line="240" w:lineRule="auto"/>
     </w:pPr>
     <w:rPr>
-      <w:rFonts w:asciiTheme="majorHAnsi" w:eastAsiaTheme="majorEastAsia" w:hAnsiTheme="majorHAnsi" w:cstheme="majorBidi"/>
+      <w:rFonts w:ascii="Newsreader Display" w:hAnsi="Newsreader Display" w:cs="Newsreader Display"/>
       <w:color w:val="000000" w:themeColor="text1"/>
     </w:rPr>
     <w:tblPr>
@@ -8946,7 +8945,7 @@
       <w:spacing w:after="0" w:line="240" w:lineRule="auto"/>
     </w:pPr>
     <w:rPr>
-      <w:rFonts w:asciiTheme="majorHAnsi" w:eastAsiaTheme="majorEastAsia" w:hAnsiTheme="majorHAnsi" w:cstheme="majorBidi"/>
+      <w:rFonts w:ascii="Newsreader Display" w:hAnsi="Newsreader Display" w:cs="Newsreader Display"/>
       <w:color w:val="000000" w:themeColor="text1"/>
     </w:rPr>
     <w:tblPr>
@@ -9071,7 +9070,7 @@
       <w:spacing w:after="0" w:line="240" w:lineRule="auto"/>
     </w:pPr>
     <w:rPr>
-      <w:rFonts w:asciiTheme="majorHAnsi" w:eastAsiaTheme="majorEastAsia" w:hAnsiTheme="majorHAnsi" w:cstheme="majorBidi"/>
+      <w:rFonts w:ascii="Newsreader Display" w:hAnsi="Newsreader Display" w:cs="Newsreader Display"/>
       <w:color w:val="000000" w:themeColor="text1"/>
     </w:rPr>
     <w:tblPr>
@@ -9196,7 +9195,7 @@
       <w:spacing w:after="0" w:line="240" w:lineRule="auto"/>
     </w:pPr>
     <w:rPr>
-      <w:rFonts w:asciiTheme="majorHAnsi" w:eastAsiaTheme="majorEastAsia" w:hAnsiTheme="majorHAnsi" w:cstheme="majorBidi"/>
+      <w:rFonts w:ascii="Newsreader Display" w:hAnsi="Newsreader Display" w:cs="Newsreader Display"/>
       <w:color w:val="000000" w:themeColor="text1"/>
     </w:rPr>
     <w:tblPr>
@@ -9321,7 +9320,7 @@
       <w:spacing w:after="0" w:line="240" w:lineRule="auto"/>
     </w:pPr>
     <w:rPr>
-      <w:rFonts w:asciiTheme="majorHAnsi" w:eastAsiaTheme="majorEastAsia" w:hAnsiTheme="majorHAnsi" w:cstheme="majorBidi"/>
+      <w:rFonts w:ascii="Newsreader Display" w:hAnsi="Newsreader Display" w:cs="Newsreader Display"/>
       <w:color w:val="000000" w:themeColor="text1"/>
     </w:rPr>
     <w:tblPr>
@@ -9446,7 +9445,7 @@
       <w:spacing w:after="0" w:line="240" w:lineRule="auto"/>
     </w:pPr>
     <w:rPr>
-      <w:rFonts w:asciiTheme="majorHAnsi" w:eastAsiaTheme="majorEastAsia" w:hAnsiTheme="majorHAnsi" w:cstheme="majorBidi"/>
+      <w:rFonts w:ascii="Newsreader Display" w:hAnsi="Newsreader Display" w:cs="Newsreader Display"/>
       <w:color w:val="000000" w:themeColor="text1"/>
     </w:rPr>
     <w:tblPr>
@@ -9571,7 +9570,7 @@
       <w:spacing w:after="0" w:line="240" w:lineRule="auto"/>
     </w:pPr>
     <w:rPr>
-      <w:rFonts w:asciiTheme="majorHAnsi" w:eastAsiaTheme="majorEastAsia" w:hAnsiTheme="majorHAnsi" w:cstheme="majorBidi"/>
+      <w:rFonts w:ascii="Newsreader Display" w:hAnsi="Newsreader Display" w:cs="Newsreader Display"/>
       <w:color w:val="000000" w:themeColor="text1"/>
     </w:rPr>
     <w:tblPr>
@@ -9696,7 +9695,7 @@
       <w:spacing w:after="0" w:line="240" w:lineRule="auto"/>
     </w:pPr>
     <w:rPr>
-      <w:rFonts w:asciiTheme="majorHAnsi" w:eastAsiaTheme="majorEastAsia" w:hAnsiTheme="majorHAnsi" w:cstheme="majorBidi"/>
+      <w:rFonts w:ascii="Newsreader Display" w:hAnsi="Newsreader Display" w:cs="Newsreader Display"/>
       <w:color w:val="000000" w:themeColor="text1"/>
     </w:rPr>
     <w:tblPr>
@@ -13611,27 +13610,27 @@
       <w:spacing w:before="0" w:after="80" w:line="288" w:lineRule="auto"/>
     </w:pPr>
     <w:rPr>
-      <w:rFonts w:ascii="Inter" w:hAnsi="Inter" w:cs="Inter" w:eastAsia="Inter"/>
+      <w:rFonts w:ascii="Public Sans" w:hAnsi="Public Sans" w:cs="Public Sans" w:eastAsia="Public Sans"/>
       <w:b/>
       <w:i w:val="0"/>
       <w:caps/>
-      <w:color w:val="9A6510"/>
-      <w:sz w:val="16"/>
-      <w:spacing w:val="32"/>
+      <w:color w:val="8A5A0C"/>
+      <w:sz w:val="15"/>
+      <w:spacing w:val="12"/>
     </w:rPr>
   </w:style>
   <w:style w:type="paragraph" w:customStyle="1" w:styleId="Lead">
     <w:name w:val="Lead"/>
     <w:basedOn w:val="Normal"/>
     <w:pPr>
-      <w:spacing w:before="0" w:after="200" w:line="336" w:lineRule="auto"/>
+      <w:spacing w:before="0" w:after="240" w:line="331" w:lineRule="auto"/>
     </w:pPr>
     <w:rPr>
-      <w:rFonts w:ascii="Source Serif 4" w:hAnsi="Source Serif 4" w:cs="Source Serif 4" w:eastAsia="Source Serif 4"/>
+      <w:rFonts w:ascii="Newsreader Text" w:hAnsi="Newsreader Text" w:cs="Newsreader Text" w:eastAsia="Newsreader Text"/>
       <w:b w:val="0"/>
       <w:i w:val="0"/>
       <w:color w:val="103428"/>
-      <w:sz w:val="25"/>
+      <w:sz w:val="26"/>
     </w:rPr>
   </w:style>
   <w:style w:type="paragraph" w:customStyle="1" w:styleId="Small">
@@ -13641,7 +13640,7 @@
       <w:spacing w:before="0" w:after="40" w:line="300" w:lineRule="auto"/>
     </w:pPr>
     <w:rPr>
-      <w:rFonts w:ascii="Inter" w:hAnsi="Inter" w:cs="Inter" w:eastAsia="Inter"/>
+      <w:rFonts w:ascii="Public Sans" w:hAnsi="Public Sans" w:cs="Public Sans" w:eastAsia="Public Sans"/>
       <w:b w:val="0"/>
       <w:i w:val="0"/>
       <w:color w:val="5F6662"/>
@@ -13655,7 +13654,7 @@
       <w:spacing w:before="20" w:after="20" w:line="276" w:lineRule="auto"/>
     </w:pPr>
     <w:rPr>
-      <w:rFonts w:ascii="Inter" w:hAnsi="Inter" w:cs="Inter" w:eastAsia="Inter"/>
+      <w:rFonts w:ascii="Public Sans" w:hAnsi="Public Sans" w:cs="Public Sans" w:eastAsia="Public Sans"/>
       <w:b w:val="0"/>
       <w:i w:val="0"/>
       <w:color w:val="1B201E"/>
@@ -13669,13 +13668,13 @@
       <w:spacing w:before="40" w:after="40" w:line="264" w:lineRule="auto"/>
     </w:pPr>
     <w:rPr>
-      <w:rFonts w:ascii="Inter" w:hAnsi="Inter" w:cs="Inter" w:eastAsia="Inter"/>
+      <w:rFonts w:ascii="Public Sans" w:hAnsi="Public Sans" w:cs="Public Sans" w:eastAsia="Public Sans"/>
       <w:b/>
       <w:i w:val="0"/>
       <w:caps/>
       <w:color w:val="103428"/>
-      <w:sz w:val="16"/>
-      <w:spacing w:val="12"/>
+      <w:sz w:val="15"/>
+      <w:spacing w:val="10"/>
     </w:rPr>
   </w:style>
 </w:styles>

--- a/DESTINATION-NIGERIA-BRAND-KIT/09_DOCUMENT_TEMPLATES/INVOICES/DN_Invoice_Template_A4.docx
+++ b/DESTINATION-NIGERIA-BRAND-KIT/09_DOCUMENT_TEMPLATES/INVOICES/DN_Invoice_Template_A4.docx
@@ -211,8 +211,8 @@
             </w:pPr>
             <w:sdt>
               <w:sdtPr>
-                <w:alias w:val="Email"/>
-                <w:tag w:val="email"/>
+                <w:alias w:val="Client email"/>
+                <w:tag w:val="client_email"/>
                 <w:text/>
               </w:sdtPr>
               <w:sdtContent>
@@ -220,7 +220,7 @@
                   <w:rPr>
                     <w:color w:val="5F6662"/>
                   </w:rPr>
-                  <w:t xml:space="preserve">[Email]</w:t>
+                  <w:t xml:space="preserve">[Client email]</w:t>
                 </w:r>
               </w:sdtContent>
             </w:sdt>
